--- a/resume/seanie_gleason_resume.docx
+++ b/resume/seanie_gleason_resume.docx
@@ -766,7 +766,7 @@
           <w:rFonts w:eastAsia="Calibri" w:cs="Calibri" w:ascii="Calibri" w:hAnsi="Calibri"/>
           <w:color w:val="595959"/>
         </w:rPr>
-        <w:t>Managed large-scale legacy-to-cloud migrations and version upgrades, ensuring modern security, performance, and scalability standards were consistently met</w:t>
+        <w:t>Managed large-scale legacy-to-cloud migrations and version upgrades, ensuring modern security, performance, and scalability standards were consistently met.</w:t>
       </w:r>
     </w:p>
     <w:p>

--- a/resume/seanie_gleason_resume.docx
+++ b/resume/seanie_gleason_resume.docx
@@ -3,54 +3,6 @@
 <w:document xmlns:o="urn:schemas-microsoft-com:office:office" xmlns:r="http://schemas.openxmlformats.org/officeDocument/2006/relationships" xmlns:v="urn:schemas-microsoft-com:vml" xmlns:w="http://schemas.openxmlformats.org/wordprocessingml/2006/main" xmlns:w10="urn:schemas-microsoft-com:office:word" xmlns:wp="http://schemas.openxmlformats.org/drawingml/2006/wordprocessingDrawing" xmlns:pic="http://schemas.openxmlformats.org/drawingml/2006/picture" xmlns:wps="http://schemas.microsoft.com/office/word/2010/wordprocessingShape" xmlns:wpg="http://schemas.microsoft.com/office/word/2010/wordprocessingGroup" xmlns:mc="http://schemas.openxmlformats.org/markup-compatibility/2006" xmlns:wp14="http://schemas.microsoft.com/office/word/2010/wordprocessingDrawing" xmlns:w14="http://schemas.microsoft.com/office/word/2010/wordml" xmlns:w15="http://schemas.microsoft.com/office/word/2012/wordml" mc:Ignorable="w14 wp14 w15">
   <w:background w:color="FFFFFF"/>
   <w:body>
-    <w:p>
-      <w:pPr>
-        <w:pStyle w:val="Normal"/>
-        <w:spacing w:lineRule="auto" w:line="240"/>
-        <w:jc w:val="center"/>
-        <w:rPr>
-          <w:rFonts w:ascii="Garamond" w:hAnsi="Garamond" w:eastAsia="Garamond" w:cs="Garamond"/>
-          <w:color w:val="2D2D2D"/>
-          <w:sz w:val="60"/>
-          <w:szCs w:val="60"/>
-        </w:rPr>
-      </w:pPr>
-      <w:r>
-        <w:rPr>
-          <w:rFonts w:eastAsia="Garamond" w:cs="Garamond" w:ascii="Garamond" w:hAnsi="Garamond"/>
-          <w:color w:val="2D2D2D"/>
-          <w:sz w:val="60"/>
-          <w:szCs w:val="60"/>
-        </w:rPr>
-        <w:t>Seanie Gleason</w:t>
-      </w:r>
-    </w:p>
-    <w:p>
-      <w:pPr>
-        <w:pStyle w:val="Normal"/>
-        <w:spacing w:lineRule="auto" w:line="240"/>
-        <w:ind w:hanging="0" w:start="0" w:end="0"/>
-        <w:jc w:val="center"/>
-        <w:rPr>
-          <w:rFonts w:ascii="Calibri" w:hAnsi="Calibri" w:eastAsia="Calibri" w:cs="Calibri"/>
-          <w:i/>
-          <w:iCs/>
-          <w:color w:val="666666"/>
-          <w:sz w:val="10"/>
-          <w:szCs w:val="10"/>
-        </w:rPr>
-      </w:pPr>
-      <w:r>
-        <w:rPr>
-          <w:rFonts w:eastAsia="Calibri" w:cs="Calibri" w:ascii="Calibri" w:hAnsi="Calibri"/>
-          <w:i/>
-          <w:iCs/>
-          <w:color w:val="666666"/>
-          <w:sz w:val="10"/>
-          <w:szCs w:val="10"/>
-        </w:rPr>
-      </w:r>
-    </w:p>
     <w:p>
       <w:pPr>
         <w:pStyle w:val="Normal"/>
@@ -117,21 +69,17 @@
           <mc:Choice Requires="wps">
             <w:drawing>
               <wp:inline distT="0" distB="0" distL="0" distR="0">
-                <wp:extent cx="635" cy="19050"/>
+                <wp:extent cx="6676390" cy="19050"/>
                 <wp:effectExtent l="114300" t="0" r="114300" b="0"/>
                 <wp:docPr id="1" name="Shape3"/>
                 <a:graphic xmlns:a="http://schemas.openxmlformats.org/drawingml/2006/main">
                   <a:graphicData uri="http://schemas.microsoft.com/office/word/2010/wordprocessingShape">
                     <wps:wsp>
                       <wps:cNvSpPr/>
-                      <wps:nvSpPr>
-                        <wps:cNvPr id="2" name="Shape3"/>
-                        <wps:cNvSpPr/>
-                      </wps:nvSpPr>
                       <wps:spPr>
                         <a:xfrm>
                           <a:off x="0" y="0"/>
-                          <a:ext cx="720" cy="19080"/>
+                          <a:ext cx="6676560" cy="19080"/>
                         </a:xfrm>
                         <a:prstGeom prst="rect">
                           <a:avLst/>
@@ -143,6 +91,12 @@
                           <a:noFill/>
                         </a:ln>
                       </wps:spPr>
+                      <wps:style>
+                        <a:lnRef idx="0"/>
+                        <a:fillRef idx="0"/>
+                        <a:effectRef idx="0"/>
+                        <a:fontRef idx="minor"/>
+                      </wps:style>
                       <wps:bodyPr/>
                     </wps:wsp>
                   </a:graphicData>
@@ -155,10 +109,10 @@
           </mc:Choice>
           <mc:Fallback>
             <w:pict>
-              <v:rect id="shape_0" fillcolor="#a0a0a0" stroked="f" o:allowincell="f" style="position:absolute;margin-left:0pt;margin-top:-1.55pt;width:0pt;height:1.45pt;mso-wrap-style:none;v-text-anchor:middle;mso-position-vertical:top">
+              <v:rect id="shape_0" fillcolor="#a0a0a0" stroked="f" o:allowincell="f" style="position:absolute;margin-left:0pt;margin-top:-1.55pt;width:525.65pt;height:1.45pt;mso-wrap-style:none;v-text-anchor:middle;mso-position-vertical:top">
                 <v:fill o:detectmouseclick="t" type="solid" color2="#5f5f5f"/>
                 <v:stroke color="#3465a4" joinstyle="round" endcap="flat"/>
-                <w10:wrap type="none"/>
+                <w10:wrap type="square"/>
               </v:rect>
             </w:pict>
           </mc:Fallback>
@@ -181,63 +135,7 @@
           <w:rFonts w:eastAsia="Calibri" w:cs="Calibri" w:ascii="Calibri" w:hAnsi="Calibri"/>
           <w:color w:val="595959"/>
         </w:rPr>
-        <w:t>(636) 577-1601</w:t>
-      </w:r>
-      <w:r>
-        <w:rPr>
-          <w:rFonts w:eastAsia="Calibri" w:cs="Calibri" w:ascii="Calibri" w:hAnsi="Calibri"/>
-          <w:color w:val="595959"/>
-        </w:rPr>
-        <w:t xml:space="preserve">  |  </w:t>
-      </w:r>
-      <w:r>
-        <w:rPr>
-          <w:rFonts w:eastAsia="Calibri" w:cs="Calibri" w:ascii="Calibri" w:hAnsi="Calibri"/>
-          <w:color w:val="595959"/>
-        </w:rPr>
-        <w:t>seanie</w:t>
-      </w:r>
-      <w:r>
-        <w:rPr>
-          <w:rFonts w:eastAsia="Calibri" w:cs="Calibri" w:ascii="Calibri" w:hAnsi="Calibri"/>
-          <w:color w:val="595959"/>
-        </w:rPr>
-        <w:t>@</w:t>
-      </w:r>
-      <w:r>
-        <w:rPr>
-          <w:rFonts w:eastAsia="Calibri" w:cs="Calibri" w:ascii="Calibri" w:hAnsi="Calibri"/>
-          <w:color w:val="595959"/>
-        </w:rPr>
-        <w:t>gleason.tech</w:t>
-      </w:r>
-      <w:r>
-        <w:rPr>
-          <w:rFonts w:eastAsia="Calibri" w:cs="Calibri" w:ascii="Calibri" w:hAnsi="Calibri"/>
-          <w:color w:val="595959"/>
-        </w:rPr>
-        <w:t xml:space="preserve">  |  </w:t>
-      </w:r>
-      <w:r>
-        <w:rPr>
-          <w:rFonts w:eastAsia="Calibri" w:cs="Calibri" w:ascii="Calibri" w:hAnsi="Calibri"/>
-          <w:color w:val="595959"/>
-        </w:rPr>
-        <w:t>St. Louis, MO</w:t>
-      </w:r>
-      <w:r>
-        <w:rPr>
-          <w:rFonts w:eastAsia="Calibri" w:cs="Calibri" w:ascii="Calibri" w:hAnsi="Calibri"/>
-          <w:color w:val="595959"/>
-        </w:rPr>
-        <w:t xml:space="preserve">  |  linkedin.com/in/</w:t>
-      </w:r>
-      <w:r>
-        <w:rPr>
-          <w:rFonts w:eastAsia="Calibri" w:cs="Calibri" w:ascii="Calibri" w:hAnsi="Calibri"/>
-          <w:color w:val="595959"/>
-        </w:rPr>
-        <w:t>seanie-gleason</w:t>
+        <w:t>(636) 577-1601  |  seanie@gleason.tech  |  St. Louis, MO  |  linkedin.com/in/seanie-gleason</w:t>
       </w:r>
     </w:p>
     <w:p>
@@ -253,21 +151,17 @@
           <mc:Choice Requires="wps">
             <w:drawing>
               <wp:inline distT="0" distB="0" distL="0" distR="0">
-                <wp:extent cx="635" cy="19050"/>
+                <wp:extent cx="6676390" cy="19050"/>
                 <wp:effectExtent l="114300" t="0" r="114300" b="0"/>
-                <wp:docPr id="3" name="Shape4"/>
+                <wp:docPr id="2" name="Shape4"/>
                 <a:graphic xmlns:a="http://schemas.openxmlformats.org/drawingml/2006/main">
                   <a:graphicData uri="http://schemas.microsoft.com/office/word/2010/wordprocessingShape">
                     <wps:wsp>
                       <wps:cNvSpPr/>
-                      <wps:nvSpPr>
-                        <wps:cNvPr id="4" name="Shape4"/>
-                        <wps:cNvSpPr/>
-                      </wps:nvSpPr>
                       <wps:spPr>
                         <a:xfrm>
                           <a:off x="0" y="0"/>
-                          <a:ext cx="720" cy="19080"/>
+                          <a:ext cx="6676560" cy="19080"/>
                         </a:xfrm>
                         <a:prstGeom prst="rect">
                           <a:avLst/>
@@ -279,6 +173,12 @@
                           <a:noFill/>
                         </a:ln>
                       </wps:spPr>
+                      <wps:style>
+                        <a:lnRef idx="0"/>
+                        <a:fillRef idx="0"/>
+                        <a:effectRef idx="0"/>
+                        <a:fontRef idx="minor"/>
+                      </wps:style>
                       <wps:bodyPr/>
                     </wps:wsp>
                   </a:graphicData>
@@ -291,10 +191,10 @@
           </mc:Choice>
           <mc:Fallback>
             <w:pict>
-              <v:rect id="shape_0" fillcolor="#a0a0a0" stroked="f" o:allowincell="f" style="position:absolute;margin-left:0pt;margin-top:-1.55pt;width:0pt;height:1.45pt;mso-wrap-style:none;v-text-anchor:middle;mso-position-vertical:top">
+              <v:rect id="shape_0" fillcolor="#a0a0a0" stroked="f" o:allowincell="f" style="position:absolute;margin-left:0pt;margin-top:-1.55pt;width:525.65pt;height:1.45pt;mso-wrap-style:none;v-text-anchor:middle;mso-position-vertical:top">
                 <v:fill o:detectmouseclick="t" type="solid" color2="#5f5f5f"/>
                 <v:stroke color="#3465a4" joinstyle="round" endcap="flat"/>
-                <w10:wrap type="none"/>
+                <w10:wrap type="square"/>
               </v:rect>
             </w:pict>
           </mc:Fallback>
@@ -305,27 +205,6 @@
       <w:pPr>
         <w:pStyle w:val="Normal"/>
         <w:spacing w:lineRule="auto" w:line="240"/>
-        <w:ind w:hanging="0" w:start="0" w:end="30"/>
-        <w:rPr>
-          <w:rFonts w:ascii="Calibri" w:hAnsi="Calibri" w:eastAsia="Calibri" w:cs="Calibri"/>
-          <w:color w:val="595959"/>
-          <w:sz w:val="26"/>
-          <w:szCs w:val="26"/>
-        </w:rPr>
-      </w:pPr>
-      <w:r>
-        <w:rPr>
-          <w:rFonts w:eastAsia="Calibri" w:cs="Calibri" w:ascii="Calibri" w:hAnsi="Calibri"/>
-          <w:color w:val="595959"/>
-          <w:sz w:val="26"/>
-          <w:szCs w:val="26"/>
-        </w:rPr>
-      </w:r>
-    </w:p>
-    <w:p>
-      <w:pPr>
-        <w:pStyle w:val="Normal"/>
-        <w:spacing w:lineRule="auto" w:line="240"/>
         <w:rPr>
           <w:rFonts w:ascii="Garamond" w:hAnsi="Garamond" w:eastAsia="Garamond" w:cs="Garamond"/>
           <w:b/>
@@ -340,7 +219,7 @@
           <w:bCs/>
           <w:color w:val="2D2D2D"/>
         </w:rPr>
-        <w:t>PROFESSIONAL   OVERVIEW</w:t>
+        <w:t>PROFESSIONAL OVERVIEW</w:t>
       </w:r>
     </w:p>
     <w:p>
@@ -380,7 +259,7 @@
           <w:rFonts w:eastAsia="Calibri" w:cs="Calibri" w:ascii="Calibri" w:hAnsi="Calibri"/>
           <w:color w:val="595959"/>
         </w:rPr>
-        <w:t>Innovative Senior Software Engineer specializing in the Java/Spring ecosystem and cloud-native platform engineering. Expert in crafting resilient microservice architectures, building sophisticated CI/CD pipelines with Kubernetes and Docker, and developing custom Gradle plugins for automated quality enforcement. Helping build an LLM-driven automation to create new applications and remove and boilerplate patterns.</w:t>
+        <w:t>Innovative Senior Software Engineer specializing in the Java/Spring ecosystem and cloud-native platform engineering. Expert in crafting resilient microservice architectures, building sophisticated CI/CD pipelines with Kubernetes and Docker, and developing custom Gradle plugins for automated quality enforcement. Currently building an LLM-driven application generator to create new REST API application given a UML diagram.</w:t>
       </w:r>
     </w:p>
     <w:p>
@@ -427,7 +306,7 @@
           <w:bCs/>
           <w:color w:val="2D2D2D"/>
         </w:rPr>
-        <w:t>WORK   EXPERIENCE</w:t>
+        <w:t>WORK EXPERIENCE</w:t>
       </w:r>
     </w:p>
     <w:p>
@@ -470,57 +349,9 @@
           <w:rFonts w:eastAsia="Calibri" w:cs="Calibri" w:ascii="Calibri" w:hAnsi="Calibri"/>
           <w:color w:val="595959"/>
         </w:rPr>
-        <w:t>Senior Software Engineer</w:t>
-      </w:r>
-      <w:r>
-        <w:rPr>
-          <w:rFonts w:eastAsia="Calibri" w:cs="Calibri" w:ascii="Calibri" w:hAnsi="Calibri"/>
-          <w:color w:val="595959"/>
-        </w:rPr>
-        <w:t xml:space="preserve"> | </w:t>
-      </w:r>
-      <w:r>
-        <w:rPr>
-          <w:rFonts w:eastAsia="Calibri" w:cs="Calibri" w:ascii="Calibri" w:hAnsi="Calibri"/>
-          <w:color w:val="595959"/>
-        </w:rPr>
-        <w:t>National Information Solutions Cooperative</w:t>
-      </w:r>
-      <w:r>
-        <w:rPr>
-          <w:rFonts w:eastAsia="Calibri" w:cs="Calibri" w:ascii="Calibri" w:hAnsi="Calibri"/>
-          <w:color w:val="595959"/>
-        </w:rPr>
-        <w:t xml:space="preserve">, </w:t>
-      </w:r>
-      <w:r>
-        <w:rPr>
-          <w:rFonts w:eastAsia="Calibri" w:cs="Calibri" w:ascii="Calibri" w:hAnsi="Calibri"/>
-          <w:color w:val="595959"/>
-        </w:rPr>
-        <w:t>Lake St. Louis</w:t>
-      </w:r>
-      <w:r>
-        <w:rPr>
-          <w:rFonts w:eastAsia="Calibri" w:cs="Calibri" w:ascii="Calibri" w:hAnsi="Calibri"/>
-          <w:color w:val="595959"/>
-        </w:rPr>
+        <w:t>Senior Software Engineer | National Information Solutions Cooperative, Lake St. Louis</w:t>
         <w:tab/>
-        <w:t>MAR 202</w:t>
-      </w:r>
-      <w:r>
-        <w:rPr>
-          <w:rFonts w:eastAsia="Calibri" w:cs="Calibri" w:ascii="Calibri" w:hAnsi="Calibri"/>
-          <w:color w:val="595959"/>
-        </w:rPr>
-        <w:t>1</w:t>
-      </w:r>
-      <w:r>
-        <w:rPr>
-          <w:rFonts w:eastAsia="Calibri" w:cs="Calibri" w:ascii="Calibri" w:hAnsi="Calibri"/>
-          <w:color w:val="595959"/>
-        </w:rPr>
-        <w:t xml:space="preserve"> – PRESENT</w:t>
+        <w:t>MAR 2021 – PRESENT</w:t>
       </w:r>
     </w:p>
     <w:p>
@@ -528,7 +359,29 @@
         <w:pStyle w:val="Normal"/>
         <w:numPr>
           <w:ilvl w:val="0"/>
-          <w:numId w:val="2"/>
+          <w:numId w:val="1"/>
+        </w:numPr>
+        <w:spacing w:lineRule="auto" w:line="240"/>
+        <w:ind w:hanging="315" w:start="405" w:end="0"/>
+        <w:rPr>
+          <w:rFonts w:ascii="Calibri" w:hAnsi="Calibri" w:eastAsia="Calibri" w:cs="Calibri"/>
+          <w:color w:val="595959"/>
+        </w:rPr>
+      </w:pPr>
+      <w:r>
+        <w:rPr>
+          <w:rFonts w:eastAsia="Calibri" w:cs="Calibri" w:ascii="Calibri" w:hAnsi="Calibri"/>
+          <w:color w:val="595959"/>
+        </w:rPr>
+        <w:t xml:space="preserve">Created a custom gradle plugin to standardize quality gates across the CI/CD pipeline, automating contract, mutation, and integration testing to ensure 100% architectural compliance. </w:t>
+      </w:r>
+    </w:p>
+    <w:p>
+      <w:pPr>
+        <w:pStyle w:val="Normal"/>
+        <w:numPr>
+          <w:ilvl w:val="0"/>
+          <w:numId w:val="1"/>
         </w:numPr>
         <w:bidi w:val="0"/>
         <w:spacing w:lineRule="auto" w:line="240"/>
@@ -543,35 +396,7 @@
           <w:rFonts w:eastAsia="Calibri" w:cs="Calibri" w:ascii="Calibri" w:hAnsi="Calibri"/>
           <w:color w:val="595959"/>
         </w:rPr>
-        <w:t xml:space="preserve">Built a Java application framework using Spring Boot’s inversion of control (IoC) and dependency injection patterns, standardizing </w:t>
-      </w:r>
-      <w:r>
-        <w:rPr>
-          <w:rFonts w:eastAsia="Calibri" w:cs="Calibri" w:ascii="Calibri" w:hAnsi="Calibri"/>
-          <w:color w:val="595959"/>
-        </w:rPr>
-        <w:t>services</w:t>
-      </w:r>
-      <w:r>
-        <w:rPr>
-          <w:rFonts w:eastAsia="Calibri" w:cs="Calibri" w:ascii="Calibri" w:hAnsi="Calibri"/>
-          <w:color w:val="595959"/>
-        </w:rPr>
-        <w:t xml:space="preserve"> across the </w:t>
-      </w:r>
-      <w:r>
-        <w:rPr>
-          <w:rFonts w:eastAsia="Calibri" w:cs="Calibri" w:ascii="Calibri" w:hAnsi="Calibri"/>
-          <w:color w:val="595959"/>
-        </w:rPr>
-        <w:t>organization</w:t>
-      </w:r>
-      <w:r>
-        <w:rPr>
-          <w:rFonts w:eastAsia="Calibri" w:cs="Calibri" w:ascii="Calibri" w:hAnsi="Calibri"/>
-          <w:color w:val="595959"/>
-        </w:rPr>
-        <w:t>.</w:t>
+        <w:t>Built a Java application framework using Spring Boot’s inversion of control (IoC) and dependency injection patterns, standardizing services across the organization.</w:t>
       </w:r>
     </w:p>
     <w:p>
@@ -579,7 +404,7 @@
         <w:pStyle w:val="Normal"/>
         <w:numPr>
           <w:ilvl w:val="0"/>
-          <w:numId w:val="2"/>
+          <w:numId w:val="1"/>
         </w:numPr>
         <w:spacing w:lineRule="auto" w:line="240"/>
         <w:ind w:hanging="315" w:start="405" w:end="0"/>
@@ -601,33 +426,10 @@
         <w:pStyle w:val="Normal"/>
         <w:numPr>
           <w:ilvl w:val="0"/>
-          <w:numId w:val="2"/>
+          <w:numId w:val="0"/>
         </w:numPr>
         <w:spacing w:lineRule="auto" w:line="240"/>
-        <w:ind w:hanging="315" w:start="405" w:end="0"/>
-        <w:rPr>
-          <w:rFonts w:ascii="Calibri" w:hAnsi="Calibri" w:eastAsia="Calibri" w:cs="Calibri"/>
-          <w:color w:val="595959"/>
-        </w:rPr>
-      </w:pPr>
-      <w:r>
-        <w:rPr>
-          <w:rFonts w:eastAsia="Calibri" w:cs="Calibri" w:ascii="Calibri" w:hAnsi="Calibri"/>
-          <w:color w:val="595959"/>
-        </w:rPr>
-        <w:t xml:space="preserve">Engineered a custom gradle plugin to standardize quality gates across the CI/CD pipeline, automating contract, mutation, and integration testing to ensure 100% architectural compliance. </w:t>
-      </w:r>
-    </w:p>
-    <w:p>
-      <w:pPr>
-        <w:pStyle w:val="Normal"/>
-        <w:tabs>
-          <w:tab w:val="clear" w:pos="720"/>
-          <w:tab w:val="left" w:pos="3600" w:leader="none"/>
-          <w:tab w:val="left" w:pos="7920" w:leader="none"/>
-        </w:tabs>
-        <w:spacing w:lineRule="auto" w:line="240"/>
-        <w:ind w:hanging="0" w:start="0" w:end="-30"/>
+        <w:ind w:hanging="0" w:start="405" w:end="0"/>
         <w:rPr>
           <w:rFonts w:ascii="Calibri" w:hAnsi="Calibri" w:eastAsia="Calibri" w:cs="Calibri"/>
           <w:color w:val="595959"/>
@@ -666,63 +468,9 @@
           <w:rFonts w:eastAsia="Calibri" w:cs="Calibri" w:ascii="Calibri" w:hAnsi="Calibri"/>
           <w:color w:val="595959"/>
         </w:rPr>
-        <w:t>Lead Technical Consultant</w:t>
-      </w:r>
-      <w:r>
-        <w:rPr>
-          <w:rFonts w:eastAsia="Calibri" w:cs="Calibri" w:ascii="Calibri" w:hAnsi="Calibri"/>
-          <w:color w:val="595959"/>
-        </w:rPr>
-        <w:t xml:space="preserve">| </w:t>
-      </w:r>
-      <w:r>
-        <w:rPr>
-          <w:rFonts w:eastAsia="Calibri" w:cs="Calibri" w:ascii="Calibri" w:hAnsi="Calibri"/>
-          <w:color w:val="595959"/>
-        </w:rPr>
-        <w:t>Perficient Inc.</w:t>
-      </w:r>
-      <w:r>
-        <w:rPr>
-          <w:rFonts w:eastAsia="Calibri" w:cs="Calibri" w:ascii="Calibri" w:hAnsi="Calibri"/>
-          <w:color w:val="595959"/>
-        </w:rPr>
-        <w:t xml:space="preserve">, </w:t>
-      </w:r>
-      <w:r>
-        <w:rPr>
-          <w:rFonts w:eastAsia="Calibri" w:cs="Calibri" w:ascii="Calibri" w:hAnsi="Calibri"/>
-          <w:color w:val="595959"/>
-        </w:rPr>
-        <w:t>St. Louis</w:t>
-      </w:r>
-      <w:r>
-        <w:rPr>
-          <w:rFonts w:eastAsia="Calibri" w:cs="Calibri" w:ascii="Calibri" w:hAnsi="Calibri"/>
-          <w:color w:val="595959"/>
-        </w:rPr>
+        <w:t>Lead Technical Consultant| Perficient Inc., St. Louis</w:t>
         <w:tab/>
-      </w:r>
-      <w:r>
-        <w:rPr>
-          <w:rFonts w:eastAsia="Calibri" w:cs="Calibri" w:ascii="Calibri" w:hAnsi="Calibri"/>
-          <w:color w:val="595959"/>
-        </w:rPr>
-        <w:t>APR</w:t>
-      </w:r>
-      <w:r>
-        <w:rPr>
-          <w:rFonts w:eastAsia="Calibri" w:cs="Calibri" w:ascii="Calibri" w:hAnsi="Calibri"/>
-          <w:color w:val="595959"/>
-        </w:rPr>
-        <w:t xml:space="preserve"> 2019 –  MAR 202</w:t>
-      </w:r>
-      <w:r>
-        <w:rPr>
-          <w:rFonts w:eastAsia="Calibri" w:cs="Calibri" w:ascii="Calibri" w:hAnsi="Calibri"/>
-          <w:color w:val="595959"/>
-        </w:rPr>
-        <w:t>1</w:t>
+        <w:t>APR 2019 –  MAR 2021</w:t>
       </w:r>
     </w:p>
     <w:p>
@@ -730,7 +478,7 @@
         <w:pStyle w:val="Normal"/>
         <w:numPr>
           <w:ilvl w:val="0"/>
-          <w:numId w:val="2"/>
+          <w:numId w:val="1"/>
         </w:numPr>
         <w:spacing w:lineRule="auto" w:line="240"/>
         <w:ind w:hanging="315" w:start="405" w:end="-30"/>
@@ -752,7 +500,7 @@
         <w:pStyle w:val="Normal"/>
         <w:numPr>
           <w:ilvl w:val="0"/>
-          <w:numId w:val="2"/>
+          <w:numId w:val="1"/>
         </w:numPr>
         <w:spacing w:lineRule="auto" w:line="240"/>
         <w:ind w:hanging="315" w:start="405" w:end="-30"/>
@@ -767,28 +515,6 @@
           <w:color w:val="595959"/>
         </w:rPr>
         <w:t>Managed large-scale legacy-to-cloud migrations and version upgrades, ensuring modern security, performance, and scalability standards were consistently met.</w:t>
-      </w:r>
-    </w:p>
-    <w:p>
-      <w:pPr>
-        <w:pStyle w:val="Normal"/>
-        <w:tabs>
-          <w:tab w:val="clear" w:pos="720"/>
-          <w:tab w:val="left" w:pos="3600" w:leader="none"/>
-          <w:tab w:val="left" w:pos="7920" w:leader="none"/>
-        </w:tabs>
-        <w:spacing w:lineRule="auto" w:line="240"/>
-        <w:ind w:hanging="0" w:start="0" w:end="-30"/>
-        <w:rPr>
-          <w:rFonts w:ascii="Calibri" w:hAnsi="Calibri" w:eastAsia="Calibri" w:cs="Calibri"/>
-          <w:color w:val="595959"/>
-        </w:rPr>
-      </w:pPr>
-      <w:r>
-        <w:rPr>
-          <w:rFonts w:eastAsia="Calibri" w:cs="Calibri" w:ascii="Calibri" w:hAnsi="Calibri"/>
-          <w:color w:val="595959"/>
-        </w:rPr>
       </w:r>
     </w:p>
     <w:p>
@@ -798,6 +524,7 @@
           <w:tab w:val="clear" w:pos="720"/>
           <w:tab w:val="right" w:pos="10446" w:leader="none"/>
         </w:tabs>
+        <w:bidi w:val="0"/>
         <w:spacing w:lineRule="auto" w:line="240"/>
         <w:rPr/>
       </w:pPr>
@@ -806,77 +533,9 @@
           <w:rFonts w:eastAsia="Calibri" w:cs="Calibri" w:ascii="Calibri" w:hAnsi="Calibri"/>
           <w:color w:val="595959"/>
         </w:rPr>
-        <w:t>Lead Software Engineer</w:t>
-      </w:r>
-      <w:r>
-        <w:rPr>
-          <w:rFonts w:eastAsia="Calibri" w:cs="Calibri" w:ascii="Calibri" w:hAnsi="Calibri"/>
-          <w:color w:val="595959"/>
-        </w:rPr>
-        <w:t xml:space="preserve"> | </w:t>
-      </w:r>
-      <w:r>
-        <w:rPr>
-          <w:rFonts w:eastAsia="Calibri" w:cs="Calibri" w:ascii="Calibri" w:hAnsi="Calibri"/>
-          <w:color w:val="595959"/>
-        </w:rPr>
-        <w:t>Graybar Electric</w:t>
-      </w:r>
-      <w:r>
-        <w:rPr>
-          <w:rFonts w:eastAsia="Calibri" w:cs="Calibri" w:ascii="Calibri" w:hAnsi="Calibri"/>
-          <w:color w:val="595959"/>
-        </w:rPr>
-        <w:t xml:space="preserve">, </w:t>
-      </w:r>
-      <w:r>
-        <w:rPr>
-          <w:rFonts w:eastAsia="Calibri" w:cs="Calibri" w:ascii="Calibri" w:hAnsi="Calibri"/>
-          <w:color w:val="595959"/>
-        </w:rPr>
-        <w:t>St. Louis</w:t>
-      </w:r>
-      <w:r>
-        <w:rPr>
-          <w:rFonts w:eastAsia="Calibri" w:cs="Calibri" w:ascii="Calibri" w:hAnsi="Calibri"/>
-          <w:color w:val="595959"/>
-        </w:rPr>
+        <w:t>Lead Software Engineer | Graybar Electric, St. Louis</w:t>
         <w:tab/>
-      </w:r>
-      <w:r>
-        <w:rPr>
-          <w:rFonts w:eastAsia="Calibri" w:cs="Calibri" w:ascii="Calibri" w:hAnsi="Calibri"/>
-          <w:color w:val="595959"/>
-        </w:rPr>
-        <w:t>JUN</w:t>
-      </w:r>
-      <w:r>
-        <w:rPr>
-          <w:rFonts w:eastAsia="Calibri" w:cs="Calibri" w:ascii="Calibri" w:hAnsi="Calibri"/>
-          <w:color w:val="595959"/>
-        </w:rPr>
-        <w:t xml:space="preserve"> 2015 – </w:t>
-      </w:r>
-      <w:r>
-        <w:rPr>
-          <w:rFonts w:eastAsia="Calibri" w:cs="Calibri" w:ascii="Calibri" w:hAnsi="Calibri"/>
-          <w:color w:val="595959"/>
-        </w:rPr>
-        <w:t>APR</w:t>
-      </w:r>
-      <w:r>
-        <w:rPr>
-          <w:rFonts w:eastAsia="Calibri" w:cs="Calibri" w:ascii="Calibri" w:hAnsi="Calibri"/>
-          <w:color w:val="595959"/>
-        </w:rPr>
-        <w:t xml:space="preserve"> 201</w:t>
-      </w:r>
-      <w:r>
-        <w:rPr>
-          <w:rFonts w:eastAsia="Calibri" w:cs="Calibri" w:ascii="Calibri" w:hAnsi="Calibri"/>
-          <w:color w:val="595959"/>
-        </w:rPr>
-        <w:t>9</w:t>
+        <w:t>JUN 2018 – APR 2019</w:t>
       </w:r>
     </w:p>
     <w:p>
@@ -884,8 +543,9 @@
         <w:pStyle w:val="Normal"/>
         <w:numPr>
           <w:ilvl w:val="0"/>
-          <w:numId w:val="2"/>
+          <w:numId w:val="1"/>
         </w:numPr>
+        <w:bidi w:val="0"/>
         <w:spacing w:lineRule="auto" w:line="240"/>
         <w:ind w:hanging="315" w:start="405" w:end="-30"/>
         <w:rPr>
@@ -898,7 +558,44 @@
           <w:rFonts w:eastAsia="Calibri" w:cs="Calibri" w:ascii="Calibri" w:hAnsi="Calibri"/>
           <w:color w:val="595959"/>
         </w:rPr>
-        <w:t>Developed a multi-cloud data synchronization strategy using Spring Cloud Dataϐlow and GCP Pub/Sub, bridging on-premise and cloud ecosystems for reliable data mobility</w:t>
+        <w:t>Developed a multi-cloud data synchronization strategy using Spring Cloud DataFlow and GCP Pub/Sub, bridging on-premise and cloud ecosystems for reliable data mobility</w:t>
+      </w:r>
+    </w:p>
+    <w:p>
+      <w:pPr>
+        <w:pStyle w:val="Normal"/>
+        <w:spacing w:lineRule="auto" w:line="240"/>
+        <w:ind w:hanging="0" w:start="0" w:end="-30"/>
+        <w:rPr>
+          <w:rFonts w:ascii="Calibri" w:hAnsi="Calibri" w:eastAsia="Calibri" w:cs="Calibri"/>
+          <w:color w:val="595959"/>
+        </w:rPr>
+      </w:pPr>
+      <w:r>
+        <w:rPr>
+          <w:rFonts w:eastAsia="Calibri" w:cs="Calibri" w:ascii="Calibri" w:hAnsi="Calibri"/>
+          <w:color w:val="595959"/>
+        </w:rPr>
+      </w:r>
+    </w:p>
+    <w:p>
+      <w:pPr>
+        <w:pStyle w:val="Normal"/>
+        <w:tabs>
+          <w:tab w:val="clear" w:pos="720"/>
+          <w:tab w:val="right" w:pos="10446" w:leader="none"/>
+        </w:tabs>
+        <w:spacing w:lineRule="auto" w:line="240"/>
+        <w:rPr/>
+      </w:pPr>
+      <w:r>
+        <w:rPr>
+          <w:rFonts w:eastAsia="Calibri" w:cs="Calibri" w:ascii="Calibri" w:hAnsi="Calibri"/>
+          <w:color w:val="595959"/>
+        </w:rPr>
+        <w:t>Web Developer | Graybar Electric, St. Louis</w:t>
+        <w:tab/>
+        <w:t>JUN 2015 – JUN 2018</w:t>
       </w:r>
     </w:p>
     <w:p>
@@ -906,9 +603,9 @@
         <w:pStyle w:val="Normal"/>
         <w:numPr>
           <w:ilvl w:val="0"/>
-          <w:numId w:val="2"/>
+          <w:numId w:val="1"/>
         </w:numPr>
-        <w:spacing w:lineRule="auto" w:line="240"/>
+        <w:spacing w:lineRule="auto" w:line="240" w:before="0" w:after="283"/>
         <w:ind w:hanging="315" w:start="405" w:end="-30"/>
         <w:rPr>
           <w:rFonts w:ascii="Calibri" w:hAnsi="Calibri" w:eastAsia="Calibri" w:cs="Calibri"/>
@@ -920,28 +617,102 @@
           <w:rFonts w:eastAsia="Calibri" w:cs="Calibri" w:ascii="Calibri" w:hAnsi="Calibri"/>
           <w:color w:val="595959"/>
         </w:rPr>
-        <w:t>Modernized the E-Commerce landscape by transitioning monolithic systems into scalable Spring Boot microservices on Pivotal Cloud Foundry.</w:t>
-      </w:r>
-    </w:p>
-    <w:p>
-      <w:pPr>
-        <w:pStyle w:val="Normal"/>
-        <w:spacing w:lineRule="auto" w:line="240"/>
-        <w:ind w:hanging="0" w:start="0" w:end="30"/>
-        <w:rPr>
-          <w:rFonts w:ascii="Calibri" w:hAnsi="Calibri" w:eastAsia="Calibri" w:cs="Calibri"/>
-          <w:color w:val="595959"/>
-          <w:sz w:val="30"/>
-          <w:szCs w:val="30"/>
-        </w:rPr>
-      </w:pPr>
-      <w:r>
-        <w:rPr>
-          <w:rFonts w:eastAsia="Calibri" w:cs="Calibri" w:ascii="Calibri" w:hAnsi="Calibri"/>
-          <w:color w:val="595959"/>
-          <w:sz w:val="30"/>
-          <w:szCs w:val="30"/>
-        </w:rPr>
+        <w:t>Modernized Graybar’s E-Commerce landscape by transitioning monolithic systems into scalable Spring Boot microservices on Pivotal Cloud Foundry.</w:t>
+      </w:r>
+    </w:p>
+    <w:p>
+      <w:pPr>
+        <w:pStyle w:val="Normal"/>
+        <w:numPr>
+          <w:ilvl w:val="0"/>
+          <w:numId w:val="0"/>
+        </w:numPr>
+        <w:tabs>
+          <w:tab w:val="clear" w:pos="720"/>
+          <w:tab w:val="right" w:pos="10446" w:leader="none"/>
+        </w:tabs>
+        <w:spacing w:lineRule="auto" w:line="240"/>
+        <w:ind w:hanging="0" w:start="0"/>
+        <w:rPr/>
+      </w:pPr>
+      <w:r>
+        <w:rPr>
+          <w:rFonts w:eastAsia="Calibri" w:cs="Calibri" w:ascii="Calibri" w:hAnsi="Calibri"/>
+          <w:color w:val="595959"/>
+        </w:rPr>
+        <w:t>Web Developer | Randstad, St. Louis</w:t>
+        <w:tab/>
+        <w:t>JUN 2014 – JUN 2015</w:t>
+      </w:r>
+    </w:p>
+    <w:p>
+      <w:pPr>
+        <w:pStyle w:val="Normal"/>
+        <w:numPr>
+          <w:ilvl w:val="0"/>
+          <w:numId w:val="1"/>
+        </w:numPr>
+        <w:spacing w:lineRule="auto" w:line="240" w:before="0" w:after="283"/>
+        <w:ind w:hanging="315" w:start="405" w:end="-30"/>
+        <w:rPr>
+          <w:rFonts w:ascii="Calibri" w:hAnsi="Calibri" w:eastAsia="Calibri" w:cs="Calibri"/>
+          <w:color w:val="595959"/>
+        </w:rPr>
+      </w:pPr>
+      <w:r>
+        <w:rPr>
+          <w:rFonts w:eastAsia="Calibri" w:cs="Calibri" w:ascii="Calibri" w:hAnsi="Calibri"/>
+          <w:color w:val="595959"/>
+        </w:rPr>
+        <w:t>Built the E-Commerce checkout flow and Punchout integration framework.</w:t>
+      </w:r>
+    </w:p>
+    <w:p>
+      <w:pPr>
+        <w:pStyle w:val="Normal"/>
+        <w:numPr>
+          <w:ilvl w:val="0"/>
+          <w:numId w:val="0"/>
+        </w:numPr>
+        <w:tabs>
+          <w:tab w:val="clear" w:pos="720"/>
+          <w:tab w:val="right" w:pos="10446" w:leader="none"/>
+        </w:tabs>
+        <w:spacing w:lineRule="auto" w:line="240"/>
+        <w:ind w:hanging="0" w:start="0"/>
+        <w:rPr/>
+      </w:pPr>
+      <w:r>
+        <w:rPr>
+          <w:rFonts w:eastAsia="Calibri" w:cs="Calibri" w:ascii="Calibri" w:hAnsi="Calibri"/>
+          <w:color w:val="595959"/>
+        </w:rPr>
+        <w:t>Entry Level Software Engineer | Accenture, St. Louis</w:t>
+        <w:tab/>
+        <w:t>JUN 2013 – JUN 2014</w:t>
+      </w:r>
+    </w:p>
+    <w:p>
+      <w:pPr>
+        <w:pStyle w:val="Normal"/>
+        <w:numPr>
+          <w:ilvl w:val="0"/>
+          <w:numId w:val="1"/>
+        </w:numPr>
+        <w:bidi w:val="0"/>
+        <w:spacing w:lineRule="auto" w:line="240" w:before="0" w:after="283"/>
+        <w:ind w:hanging="315" w:start="405" w:end="-30"/>
+        <w:rPr>
+          <w:rFonts w:ascii="Calibri" w:hAnsi="Calibri" w:eastAsia="Calibri" w:cs="Calibri"/>
+          <w:color w:val="595959"/>
+        </w:rPr>
+      </w:pPr>
+      <w:r>
+        <w:rPr>
+          <w:rFonts w:eastAsia="Calibri" w:cs="Calibri" w:ascii="Calibri" w:hAnsi="Calibri"/>
+          <w:color w:val="595959"/>
+        </w:rPr>
+        <w:t>Implemented PlSql scripts to manage Postal Mail Mass Marketing Frameworks.</w:t>
       </w:r>
     </w:p>
     <w:p>
@@ -1007,36 +778,9 @@
           <w:rFonts w:eastAsia="Calibri" w:cs="Calibri" w:ascii="Calibri" w:hAnsi="Calibri"/>
           <w:color w:val="595959"/>
         </w:rPr>
-        <w:t>Bachelor of Science in Computer Science</w:t>
-      </w:r>
-      <w:r>
-        <w:rPr>
-          <w:rFonts w:eastAsia="Calibri" w:cs="Calibri" w:ascii="Calibri" w:hAnsi="Calibri"/>
-          <w:color w:val="595959"/>
-        </w:rPr>
-        <w:t xml:space="preserve"> | </w:t>
-      </w:r>
-      <w:r>
-        <w:rPr>
-          <w:rFonts w:eastAsia="Calibri" w:cs="Calibri" w:ascii="Calibri" w:hAnsi="Calibri"/>
-          <w:color w:val="595959"/>
-        </w:rPr>
-        <w:t>Lindenwood University – St. Charles, MO</w:t>
-      </w:r>
-      <w:r>
-        <w:rPr>
-          <w:rFonts w:eastAsia="Calibri" w:cs="Calibri" w:ascii="Calibri" w:hAnsi="Calibri"/>
-          <w:color w:val="595959"/>
-        </w:rPr>
+        <w:t>Bachelor of Science in Computer Science | Lindenwood University – St. Charles, MO</w:t>
         <w:tab/>
-        <w:t xml:space="preserve">Graduated: </w:t>
-      </w:r>
-      <w:r>
-        <w:rPr>
-          <w:rFonts w:eastAsia="Calibri" w:cs="Calibri" w:ascii="Calibri" w:hAnsi="Calibri"/>
-          <w:color w:val="595959"/>
-        </w:rPr>
-        <w:t>2013</w:t>
+        <w:t>Graduated: 2013</w:t>
       </w:r>
     </w:p>
     <w:p>
@@ -1130,33 +874,9 @@
           <w:color w:val="595959"/>
         </w:rPr>
         <w:t>Java Frameworks</w:t>
-      </w:r>
-      <w:r>
-        <w:rPr>
-          <w:rFonts w:eastAsia="Calibri" w:cs="Calibri" w:ascii="Calibri" w:hAnsi="Calibri"/>
-          <w:color w:val="595959"/>
-        </w:rPr>
         <w:tab/>
-      </w:r>
-      <w:r>
-        <w:rPr>
-          <w:rFonts w:eastAsia="Calibri" w:cs="Calibri" w:ascii="Calibri" w:hAnsi="Calibri"/>
-          <w:color w:val="595959"/>
-        </w:rPr>
         <w:t>CI/CD Pipelines</w:t>
-      </w:r>
-      <w:r>
-        <w:rPr>
-          <w:rFonts w:eastAsia="Calibri" w:cs="Calibri" w:ascii="Calibri" w:hAnsi="Calibri"/>
-          <w:color w:val="595959"/>
-        </w:rPr>
         <w:tab/>
-      </w:r>
-      <w:r>
-        <w:rPr>
-          <w:rFonts w:eastAsia="Calibri" w:cs="Calibri" w:ascii="Calibri" w:hAnsi="Calibri"/>
-          <w:color w:val="595959"/>
-        </w:rPr>
         <w:t>Pub Sub Messaging (Kafka)</w:t>
       </w:r>
     </w:p>
@@ -1182,33 +902,9 @@
           <w:color w:val="595959"/>
         </w:rPr>
         <w:t>Kubernetes</w:t>
-      </w:r>
-      <w:r>
-        <w:rPr>
-          <w:rFonts w:eastAsia="Calibri" w:cs="Calibri" w:ascii="Calibri" w:hAnsi="Calibri"/>
-          <w:color w:val="595959"/>
-        </w:rPr>
         <w:tab/>
-      </w:r>
-      <w:r>
-        <w:rPr>
-          <w:rFonts w:eastAsia="Calibri" w:cs="Calibri" w:ascii="Calibri" w:hAnsi="Calibri"/>
-          <w:color w:val="595959"/>
-        </w:rPr>
         <w:t>Amazon Web Services (AWS)</w:t>
-      </w:r>
-      <w:r>
-        <w:rPr>
-          <w:rFonts w:eastAsia="Calibri" w:cs="Calibri" w:ascii="Calibri" w:hAnsi="Calibri"/>
-          <w:color w:val="595959"/>
-        </w:rPr>
         <w:tab/>
-      </w:r>
-      <w:r>
-        <w:rPr>
-          <w:rFonts w:eastAsia="Calibri" w:cs="Calibri" w:ascii="Calibri" w:hAnsi="Calibri"/>
-          <w:color w:val="595959"/>
-        </w:rPr>
         <w:t>MongoDB (NoSql)</w:t>
       </w:r>
     </w:p>
@@ -1233,40 +929,19 @@
           <w:color w:val="595959"/>
         </w:rPr>
         <w:t>Docker</w:t>
-      </w:r>
-      <w:r>
-        <w:rPr>
-          <w:rFonts w:eastAsia="Calibri" w:cs="Calibri" w:ascii="Calibri" w:hAnsi="Calibri"/>
-          <w:color w:val="595959"/>
-        </w:rPr>
         <w:tab/>
-      </w:r>
-      <w:r>
-        <w:rPr>
-          <w:rFonts w:eastAsia="Calibri" w:cs="Calibri" w:ascii="Calibri" w:hAnsi="Calibri"/>
-          <w:color w:val="595959"/>
-        </w:rPr>
         <w:t>Terraform</w:t>
-      </w:r>
-      <w:r>
-        <w:rPr>
-          <w:rFonts w:eastAsia="Calibri" w:cs="Calibri" w:ascii="Calibri" w:hAnsi="Calibri"/>
-          <w:color w:val="595959"/>
-        </w:rPr>
         <w:tab/>
-      </w:r>
-      <w:r>
-        <w:rPr>
-          <w:rFonts w:eastAsia="Calibri" w:cs="Calibri" w:ascii="Calibri" w:hAnsi="Calibri"/>
-          <w:color w:val="595959"/>
-        </w:rPr>
         <w:t>Cloud Foundry</w:t>
       </w:r>
     </w:p>
     <w:sectPr>
-      <w:headerReference w:type="default" r:id="rId2"/>
-      <w:footerReference w:type="default" r:id="rId3"/>
-      <w:footerReference w:type="first" r:id="rId4"/>
+      <w:headerReference w:type="even" r:id="rId2"/>
+      <w:headerReference w:type="default" r:id="rId3"/>
+      <w:headerReference w:type="first" r:id="rId4"/>
+      <w:footerReference w:type="even" r:id="rId5"/>
+      <w:footerReference w:type="default" r:id="rId6"/>
+      <w:footerReference w:type="first" r:id="rId7"/>
       <w:type w:val="nextPage"/>
       <w:pgSz w:w="12240" w:h="15840"/>
       <w:pgMar w:left="863" w:right="863" w:gutter="0" w:header="720" w:top="777" w:footer="720" w:bottom="777"/>
@@ -1284,6 +959,20 @@
 <w:ftr xmlns:o="urn:schemas-microsoft-com:office:office" xmlns:r="http://schemas.openxmlformats.org/officeDocument/2006/relationships" xmlns:v="urn:schemas-microsoft-com:vml" xmlns:w="http://schemas.openxmlformats.org/wordprocessingml/2006/main" xmlns:w10="urn:schemas-microsoft-com:office:word" xmlns:wp="http://schemas.openxmlformats.org/drawingml/2006/wordprocessingDrawing" xmlns:pic="http://schemas.openxmlformats.org/drawingml/2006/picture" xmlns:wps="http://schemas.microsoft.com/office/word/2010/wordprocessingShape" xmlns:wpg="http://schemas.microsoft.com/office/word/2010/wordprocessingGroup" xmlns:mc="http://schemas.openxmlformats.org/markup-compatibility/2006" xmlns:wp14="http://schemas.microsoft.com/office/word/2010/wordprocessingDrawing" xmlns:w14="http://schemas.microsoft.com/office/word/2010/wordml" xmlns:w15="http://schemas.microsoft.com/office/word/2012/wordml" mc:Ignorable="w14 wp14 w15">
   <w:p>
     <w:pPr>
+      <w:pStyle w:val="Footer"/>
+      <w:rPr/>
+    </w:pPr>
+    <w:r>
+      <w:rPr/>
+    </w:r>
+  </w:p>
+</w:ftr>
+</file>
+
+<file path=word/footer2.xml><?xml version="1.0" encoding="utf-8"?>
+<w:ftr xmlns:o="urn:schemas-microsoft-com:office:office" xmlns:r="http://schemas.openxmlformats.org/officeDocument/2006/relationships" xmlns:v="urn:schemas-microsoft-com:vml" xmlns:w="http://schemas.openxmlformats.org/wordprocessingml/2006/main" xmlns:w10="urn:schemas-microsoft-com:office:word" xmlns:wp="http://schemas.openxmlformats.org/drawingml/2006/wordprocessingDrawing" xmlns:pic="http://schemas.openxmlformats.org/drawingml/2006/picture" xmlns:wps="http://schemas.microsoft.com/office/word/2010/wordprocessingShape" xmlns:wpg="http://schemas.microsoft.com/office/word/2010/wordprocessingGroup" xmlns:mc="http://schemas.openxmlformats.org/markup-compatibility/2006" xmlns:wp14="http://schemas.microsoft.com/office/word/2010/wordprocessingDrawing" xmlns:w14="http://schemas.microsoft.com/office/word/2010/wordml" xmlns:w15="http://schemas.microsoft.com/office/word/2012/wordml" mc:Ignorable="w14 wp14 w15">
+  <w:p>
+    <w:pPr>
       <w:pStyle w:val="Normal"/>
       <w:spacing w:lineRule="auto" w:line="240"/>
       <w:ind w:hanging="45" w:start="0" w:end="0"/>
@@ -1295,21 +984,17 @@
         <mc:Choice Requires="wps">
           <w:drawing>
             <wp:inline distT="0" distB="0" distL="0" distR="0">
-              <wp:extent cx="635" cy="19050"/>
+              <wp:extent cx="6676390" cy="19050"/>
               <wp:effectExtent l="114300" t="0" r="114300" b="0"/>
-              <wp:docPr id="7" name="Shape2"/>
+              <wp:docPr id="5" name="Shape2"/>
               <a:graphic xmlns:a="http://schemas.openxmlformats.org/drawingml/2006/main">
                 <a:graphicData uri="http://schemas.microsoft.com/office/word/2010/wordprocessingShape">
                   <wps:wsp>
                     <wps:cNvSpPr/>
-                    <wps:nvSpPr>
-                      <wps:cNvPr id="8" name="Shape2"/>
-                      <wps:cNvSpPr/>
-                    </wps:nvSpPr>
                     <wps:spPr>
                       <a:xfrm>
                         <a:off x="0" y="0"/>
-                        <a:ext cx="720" cy="19080"/>
+                        <a:ext cx="6676560" cy="19080"/>
                       </a:xfrm>
                       <a:prstGeom prst="rect">
                         <a:avLst/>
@@ -1321,6 +1006,12 @@
                         <a:noFill/>
                       </a:ln>
                     </wps:spPr>
+                    <wps:style>
+                      <a:lnRef idx="0"/>
+                      <a:fillRef idx="0"/>
+                      <a:effectRef idx="0"/>
+                      <a:fontRef idx="minor"/>
+                    </wps:style>
                     <wps:bodyPr/>
                   </wps:wsp>
                 </a:graphicData>
@@ -1333,10 +1024,10 @@
         </mc:Choice>
         <mc:Fallback>
           <w:pict>
-            <v:rect id="shape_0" fillcolor="#a0a0a0" stroked="f" o:allowincell="f" style="position:absolute;margin-left:0pt;margin-top:0pt;width:0pt;height:1.45pt;mso-wrap-style:none;v-text-anchor:middle;mso-position-vertical:top">
+            <v:rect id="shape_0" fillcolor="#a0a0a0" stroked="f" o:allowincell="f" style="position:absolute;margin-left:0pt;margin-top:0pt;width:525.65pt;height:1.45pt;mso-wrap-style:none;v-text-anchor:middle;mso-position-vertical:top">
               <v:fill o:detectmouseclick="t" type="solid" color2="#5f5f5f"/>
               <v:stroke color="#3465a4" joinstyle="round" endcap="flat"/>
-              <w10:wrap type="none"/>
+              <w10:wrap type="square"/>
             </v:rect>
           </w:pict>
         </mc:Fallback>
@@ -1374,7 +1065,7 @@
 </w:ftr>
 </file>
 
-<file path=word/footer2.xml><?xml version="1.0" encoding="utf-8"?>
+<file path=word/footer3.xml><?xml version="1.0" encoding="utf-8"?>
 <w:ftr xmlns:o="urn:schemas-microsoft-com:office:office" xmlns:r="http://schemas.openxmlformats.org/officeDocument/2006/relationships" xmlns:v="urn:schemas-microsoft-com:vml" xmlns:w="http://schemas.openxmlformats.org/wordprocessingml/2006/main" xmlns:w10="urn:schemas-microsoft-com:office:word" xmlns:wp="http://schemas.openxmlformats.org/drawingml/2006/wordprocessingDrawing" xmlns:pic="http://schemas.openxmlformats.org/drawingml/2006/picture" xmlns:wps="http://schemas.microsoft.com/office/word/2010/wordprocessingShape" xmlns:wpg="http://schemas.microsoft.com/office/word/2010/wordprocessingGroup" xmlns:mc="http://schemas.openxmlformats.org/markup-compatibility/2006" xmlns:wp14="http://schemas.microsoft.com/office/word/2010/wordprocessingDrawing" xmlns:w14="http://schemas.microsoft.com/office/word/2010/wordml" xmlns:w15="http://schemas.microsoft.com/office/word/2012/wordml" mc:Ignorable="w14 wp14 w15">
   <w:p>
     <w:pPr>
@@ -1392,6 +1083,20 @@
 <w:hdr xmlns:o="urn:schemas-microsoft-com:office:office" xmlns:r="http://schemas.openxmlformats.org/officeDocument/2006/relationships" xmlns:v="urn:schemas-microsoft-com:vml" xmlns:w="http://schemas.openxmlformats.org/wordprocessingml/2006/main" xmlns:w10="urn:schemas-microsoft-com:office:word" xmlns:wp="http://schemas.openxmlformats.org/drawingml/2006/wordprocessingDrawing" xmlns:pic="http://schemas.openxmlformats.org/drawingml/2006/picture" xmlns:wps="http://schemas.microsoft.com/office/word/2010/wordprocessingShape" xmlns:wpg="http://schemas.microsoft.com/office/word/2010/wordprocessingGroup" xmlns:mc="http://schemas.openxmlformats.org/markup-compatibility/2006" xmlns:wp14="http://schemas.microsoft.com/office/word/2010/wordprocessingDrawing" xmlns:w14="http://schemas.microsoft.com/office/word/2010/wordml" xmlns:w15="http://schemas.microsoft.com/office/word/2012/wordml" mc:Ignorable="w14 wp14 w15">
   <w:p>
     <w:pPr>
+      <w:pStyle w:val="Header"/>
+      <w:rPr/>
+    </w:pPr>
+    <w:r>
+      <w:rPr/>
+    </w:r>
+  </w:p>
+</w:hdr>
+</file>
+
+<file path=word/header2.xml><?xml version="1.0" encoding="utf-8"?>
+<w:hdr xmlns:o="urn:schemas-microsoft-com:office:office" xmlns:r="http://schemas.openxmlformats.org/officeDocument/2006/relationships" xmlns:v="urn:schemas-microsoft-com:vml" xmlns:w="http://schemas.openxmlformats.org/wordprocessingml/2006/main" xmlns:w10="urn:schemas-microsoft-com:office:word" xmlns:wp="http://schemas.openxmlformats.org/drawingml/2006/wordprocessingDrawing" xmlns:pic="http://schemas.openxmlformats.org/drawingml/2006/picture" xmlns:wps="http://schemas.microsoft.com/office/word/2010/wordprocessingShape" xmlns:wpg="http://schemas.microsoft.com/office/word/2010/wordprocessingGroup" xmlns:mc="http://schemas.openxmlformats.org/markup-compatibility/2006" xmlns:wp14="http://schemas.microsoft.com/office/word/2010/wordprocessingDrawing" xmlns:w14="http://schemas.microsoft.com/office/word/2010/wordml" xmlns:w15="http://schemas.microsoft.com/office/word/2012/wordml" mc:Ignorable="w14 wp14 w15">
+  <w:p>
+    <w:pPr>
       <w:pStyle w:val="Normal"/>
       <w:spacing w:lineRule="auto" w:line="240"/>
       <w:jc w:val="center"/>
@@ -1409,7 +1114,7 @@
         <w:sz w:val="46"/>
         <w:szCs w:val="46"/>
       </w:rPr>
-      <w:t>H A N A  W R I G H T O N</w:t>
+      <w:t>Seanie Gleason</w:t>
     </w:r>
   </w:p>
   <w:p>
@@ -1425,21 +1130,17 @@
         <mc:Choice Requires="wps">
           <w:drawing>
             <wp:inline distT="0" distB="0" distL="0" distR="0">
-              <wp:extent cx="635" cy="19050"/>
+              <wp:extent cx="6676390" cy="19050"/>
               <wp:effectExtent l="114300" t="0" r="114300" b="0"/>
-              <wp:docPr id="5" name="Shape1"/>
+              <wp:docPr id="3" name="Shape1"/>
               <a:graphic xmlns:a="http://schemas.openxmlformats.org/drawingml/2006/main">
                 <a:graphicData uri="http://schemas.microsoft.com/office/word/2010/wordprocessingShape">
                   <wps:wsp>
                     <wps:cNvSpPr/>
-                    <wps:nvSpPr>
-                      <wps:cNvPr id="6" name="Shape1"/>
-                      <wps:cNvSpPr/>
-                    </wps:nvSpPr>
                     <wps:spPr>
                       <a:xfrm>
                         <a:off x="0" y="0"/>
-                        <a:ext cx="720" cy="19080"/>
+                        <a:ext cx="6676560" cy="19080"/>
                       </a:xfrm>
                       <a:prstGeom prst="rect">
                         <a:avLst/>
@@ -1451,6 +1152,12 @@
                         <a:noFill/>
                       </a:ln>
                     </wps:spPr>
+                    <wps:style>
+                      <a:lnRef idx="0"/>
+                      <a:fillRef idx="0"/>
+                      <a:effectRef idx="0"/>
+                      <a:fontRef idx="minor"/>
+                    </wps:style>
                     <wps:bodyPr/>
                   </wps:wsp>
                 </a:graphicData>
@@ -1463,10 +1170,10 @@
         </mc:Choice>
         <mc:Fallback>
           <w:pict>
-            <v:rect id="shape_0" fillcolor="#a0a0a0" stroked="f" o:allowincell="f" style="position:absolute;margin-left:0pt;margin-top:0pt;width:0pt;height:1.45pt;mso-wrap-style:none;v-text-anchor:middle;mso-position-vertical:top">
+            <v:rect id="shape_0" fillcolor="#a0a0a0" stroked="f" o:allowincell="f" style="position:absolute;margin-left:0pt;margin-top:0pt;width:525.65pt;height:1.45pt;mso-wrap-style:none;v-text-anchor:middle;mso-position-vertical:top">
               <v:fill o:detectmouseclick="t" type="solid" color2="#5f5f5f"/>
               <v:stroke color="#3465a4" joinstyle="round" endcap="flat"/>
-              <w10:wrap type="none"/>
+              <w10:wrap type="square"/>
             </v:rect>
           </w:pict>
         </mc:Fallback>
@@ -1495,128 +1202,96 @@
 </w:hdr>
 </file>
 
+<file path=word/header3.xml><?xml version="1.0" encoding="utf-8"?>
+<w:hdr xmlns:o="urn:schemas-microsoft-com:office:office" xmlns:r="http://schemas.openxmlformats.org/officeDocument/2006/relationships" xmlns:v="urn:schemas-microsoft-com:vml" xmlns:w="http://schemas.openxmlformats.org/wordprocessingml/2006/main" xmlns:w10="urn:schemas-microsoft-com:office:word" xmlns:wp="http://schemas.openxmlformats.org/drawingml/2006/wordprocessingDrawing" xmlns:pic="http://schemas.openxmlformats.org/drawingml/2006/picture" xmlns:wps="http://schemas.microsoft.com/office/word/2010/wordprocessingShape" xmlns:wpg="http://schemas.microsoft.com/office/word/2010/wordprocessingGroup" xmlns:mc="http://schemas.openxmlformats.org/markup-compatibility/2006" xmlns:wp14="http://schemas.microsoft.com/office/word/2010/wordprocessingDrawing" xmlns:w14="http://schemas.microsoft.com/office/word/2010/wordml" xmlns:w15="http://schemas.microsoft.com/office/word/2012/wordml" mc:Ignorable="w14 wp14 w15">
+  <w:p>
+    <w:pPr>
+      <w:pStyle w:val="Normal"/>
+      <w:spacing w:lineRule="auto" w:line="240"/>
+      <w:jc w:val="center"/>
+      <w:rPr>
+        <w:rFonts w:ascii="Helvetica Neue Light" w:hAnsi="Helvetica Neue Light" w:eastAsia="Helvetica Neue Light" w:cs="Helvetica Neue Light"/>
+        <w:color w:val="343434"/>
+        <w:sz w:val="46"/>
+        <w:szCs w:val="46"/>
+      </w:rPr>
+    </w:pPr>
+    <w:r>
+      <w:rPr>
+        <w:rFonts w:eastAsia="Helvetica Neue Light" w:cs="Helvetica Neue Light" w:ascii="Helvetica Neue Light" w:hAnsi="Helvetica Neue Light"/>
+        <w:color w:val="343434"/>
+        <w:sz w:val="46"/>
+        <w:szCs w:val="46"/>
+      </w:rPr>
+      <w:t>Seanie Gleason</w:t>
+    </w:r>
+  </w:p>
+  <w:p>
+    <w:pPr>
+      <w:pStyle w:val="Normal"/>
+      <w:ind w:hanging="0" w:start="-45" w:end="-12"/>
+      <w:jc w:val="center"/>
+      <w:rPr/>
+    </w:pPr>
+    <w:r>
+      <w:rPr/>
+      <mc:AlternateContent>
+        <mc:Choice Requires="wps">
+          <w:drawing>
+            <wp:inline distT="0" distB="0" distL="0" distR="0">
+              <wp:extent cx="6676390" cy="19050"/>
+              <wp:effectExtent l="114300" t="0" r="114300" b="0"/>
+              <wp:docPr id="4" name="Shape 1"/>
+              <a:graphic xmlns:a="http://schemas.openxmlformats.org/drawingml/2006/main">
+                <a:graphicData uri="http://schemas.microsoft.com/office/word/2010/wordprocessingShape">
+                  <wps:wsp>
+                    <wps:cNvSpPr/>
+                    <wps:spPr>
+                      <a:xfrm>
+                        <a:off x="0" y="0"/>
+                        <a:ext cx="6676560" cy="19080"/>
+                      </a:xfrm>
+                      <a:prstGeom prst="rect">
+                        <a:avLst/>
+                      </a:prstGeom>
+                      <a:solidFill>
+                        <a:srgbClr val="A0A0A0"/>
+                      </a:solidFill>
+                      <a:ln w="0">
+                        <a:noFill/>
+                      </a:ln>
+                    </wps:spPr>
+                    <wps:style>
+                      <a:lnRef idx="0"/>
+                      <a:fillRef idx="0"/>
+                      <a:effectRef idx="0"/>
+                      <a:fontRef idx="minor"/>
+                    </wps:style>
+                    <wps:bodyPr/>
+                  </wps:wsp>
+                </a:graphicData>
+              </a:graphic>
+            </wp:inline>
+          </w:drawing>
+        </mc:Choice>
+        <mc:Fallback>
+          <w:pict>
+            <v:rect id="shape_0" fillcolor="#a0a0a0" stroked="f" o:allowincell="f" style="position:absolute;margin-left:0pt;margin-top:-1.55pt;width:525.65pt;height:1.45pt;mso-wrap-style:none;v-text-anchor:middle;mso-position-vertical:top">
+              <v:fill o:detectmouseclick="t" type="solid" color2="#5f5f5f"/>
+              <v:stroke color="#3465a4" joinstyle="round" endcap="flat"/>
+              <w10:wrap type="square"/>
+            </v:rect>
+          </w:pict>
+        </mc:Fallback>
+      </mc:AlternateContent>
+    </w:r>
+  </w:p>
+</w:hdr>
+</file>
+
 <file path=word/numbering.xml><?xml version="1.0" encoding="utf-8"?>
 <w:numbering xmlns:w="http://schemas.openxmlformats.org/wordprocessingml/2006/main" xmlns:o="urn:schemas-microsoft-com:office:office" xmlns:r="http://schemas.openxmlformats.org/officeDocument/2006/relationships" xmlns:v="urn:schemas-microsoft-com:vml" xmlns:mc="http://schemas.openxmlformats.org/markup-compatibility/2006" xmlns:w14="http://schemas.microsoft.com/office/word/2010/wordml" mc:Ignorable="w14">
   <w:abstractNum w:abstractNumId="1">
-    <w:lvl w:ilvl="0">
-      <w:start w:val="1"/>
-      <w:numFmt w:val="none"/>
-      <w:suff w:val="nothing"/>
-      <w:lvlText w:val="%1"/>
-      <w:lvlJc w:val="start"/>
-      <w:pPr>
-        <w:tabs>
-          <w:tab w:val="num" w:pos="0"/>
-        </w:tabs>
-        <w:ind w:start="0" w:hanging="0"/>
-      </w:pPr>
-    </w:lvl>
-    <w:lvl w:ilvl="1">
-      <w:start w:val="1"/>
-      <w:numFmt w:val="none"/>
-      <w:suff w:val="nothing"/>
-      <w:lvlText w:val="%2"/>
-      <w:lvlJc w:val="start"/>
-      <w:pPr>
-        <w:tabs>
-          <w:tab w:val="num" w:pos="0"/>
-        </w:tabs>
-        <w:ind w:start="0" w:hanging="0"/>
-      </w:pPr>
-    </w:lvl>
-    <w:lvl w:ilvl="2">
-      <w:start w:val="1"/>
-      <w:numFmt w:val="none"/>
-      <w:suff w:val="nothing"/>
-      <w:lvlText w:val="%3"/>
-      <w:lvlJc w:val="start"/>
-      <w:pPr>
-        <w:tabs>
-          <w:tab w:val="num" w:pos="0"/>
-        </w:tabs>
-        <w:ind w:start="0" w:hanging="0"/>
-      </w:pPr>
-    </w:lvl>
-    <w:lvl w:ilvl="3">
-      <w:start w:val="1"/>
-      <w:numFmt w:val="none"/>
-      <w:suff w:val="nothing"/>
-      <w:lvlText w:val="%4"/>
-      <w:lvlJc w:val="start"/>
-      <w:pPr>
-        <w:tabs>
-          <w:tab w:val="num" w:pos="0"/>
-        </w:tabs>
-        <w:ind w:start="0" w:hanging="0"/>
-      </w:pPr>
-    </w:lvl>
-    <w:lvl w:ilvl="4">
-      <w:start w:val="1"/>
-      <w:numFmt w:val="none"/>
-      <w:suff w:val="nothing"/>
-      <w:lvlText w:val="%5"/>
-      <w:lvlJc w:val="start"/>
-      <w:pPr>
-        <w:tabs>
-          <w:tab w:val="num" w:pos="0"/>
-        </w:tabs>
-        <w:ind w:start="0" w:hanging="0"/>
-      </w:pPr>
-    </w:lvl>
-    <w:lvl w:ilvl="5">
-      <w:start w:val="1"/>
-      <w:numFmt w:val="none"/>
-      <w:suff w:val="nothing"/>
-      <w:lvlText w:val="%6"/>
-      <w:lvlJc w:val="start"/>
-      <w:pPr>
-        <w:tabs>
-          <w:tab w:val="num" w:pos="0"/>
-        </w:tabs>
-        <w:ind w:start="0" w:hanging="0"/>
-      </w:pPr>
-    </w:lvl>
-    <w:lvl w:ilvl="6">
-      <w:start w:val="1"/>
-      <w:numFmt w:val="none"/>
-      <w:suff w:val="nothing"/>
-      <w:lvlText w:val="%7"/>
-      <w:lvlJc w:val="start"/>
-      <w:pPr>
-        <w:tabs>
-          <w:tab w:val="num" w:pos="0"/>
-        </w:tabs>
-        <w:ind w:start="0" w:hanging="0"/>
-      </w:pPr>
-    </w:lvl>
-    <w:lvl w:ilvl="7">
-      <w:start w:val="1"/>
-      <w:numFmt w:val="none"/>
-      <w:suff w:val="nothing"/>
-      <w:lvlText w:val="%8"/>
-      <w:lvlJc w:val="start"/>
-      <w:pPr>
-        <w:tabs>
-          <w:tab w:val="num" w:pos="0"/>
-        </w:tabs>
-        <w:ind w:start="0" w:hanging="0"/>
-      </w:pPr>
-    </w:lvl>
-    <w:lvl w:ilvl="8">
-      <w:start w:val="1"/>
-      <w:numFmt w:val="none"/>
-      <w:suff w:val="nothing"/>
-      <w:lvlText w:val="%9"/>
-      <w:lvlJc w:val="start"/>
-      <w:pPr>
-        <w:tabs>
-          <w:tab w:val="num" w:pos="0"/>
-        </w:tabs>
-        <w:ind w:start="0" w:hanging="0"/>
-      </w:pPr>
-    </w:lvl>
-  </w:abstractNum>
-  <w:abstractNum w:abstractNumId="2">
     <w:lvl w:ilvl="0">
       <w:start w:val="1"/>
       <w:numFmt w:val="bullet"/>
@@ -1763,6 +1438,125 @@
         <w:rFonts w:ascii="OpenSymbol" w:hAnsi="OpenSymbol" w:cs="OpenSymbol" w:hint="default"/>
         <w:u w:val="none"/>
       </w:rPr>
+    </w:lvl>
+  </w:abstractNum>
+  <w:abstractNum w:abstractNumId="2">
+    <w:lvl w:ilvl="0">
+      <w:start w:val="1"/>
+      <w:numFmt w:val="none"/>
+      <w:suff w:val="nothing"/>
+      <w:lvlText w:val=""/>
+      <w:lvlJc w:val="start"/>
+      <w:pPr>
+        <w:tabs>
+          <w:tab w:val="num" w:pos="0"/>
+        </w:tabs>
+        <w:ind w:start="0" w:hanging="0"/>
+      </w:pPr>
+    </w:lvl>
+    <w:lvl w:ilvl="1">
+      <w:start w:val="1"/>
+      <w:numFmt w:val="none"/>
+      <w:suff w:val="nothing"/>
+      <w:lvlText w:val=""/>
+      <w:lvlJc w:val="start"/>
+      <w:pPr>
+        <w:tabs>
+          <w:tab w:val="num" w:pos="0"/>
+        </w:tabs>
+        <w:ind w:start="0" w:hanging="0"/>
+      </w:pPr>
+    </w:lvl>
+    <w:lvl w:ilvl="2">
+      <w:start w:val="1"/>
+      <w:numFmt w:val="none"/>
+      <w:suff w:val="nothing"/>
+      <w:lvlText w:val=""/>
+      <w:lvlJc w:val="start"/>
+      <w:pPr>
+        <w:tabs>
+          <w:tab w:val="num" w:pos="0"/>
+        </w:tabs>
+        <w:ind w:start="0" w:hanging="0"/>
+      </w:pPr>
+    </w:lvl>
+    <w:lvl w:ilvl="3">
+      <w:start w:val="1"/>
+      <w:numFmt w:val="none"/>
+      <w:suff w:val="nothing"/>
+      <w:lvlText w:val=""/>
+      <w:lvlJc w:val="start"/>
+      <w:pPr>
+        <w:tabs>
+          <w:tab w:val="num" w:pos="0"/>
+        </w:tabs>
+        <w:ind w:start="0" w:hanging="0"/>
+      </w:pPr>
+    </w:lvl>
+    <w:lvl w:ilvl="4">
+      <w:start w:val="1"/>
+      <w:numFmt w:val="none"/>
+      <w:suff w:val="nothing"/>
+      <w:lvlText w:val=""/>
+      <w:lvlJc w:val="start"/>
+      <w:pPr>
+        <w:tabs>
+          <w:tab w:val="num" w:pos="0"/>
+        </w:tabs>
+        <w:ind w:start="0" w:hanging="0"/>
+      </w:pPr>
+    </w:lvl>
+    <w:lvl w:ilvl="5">
+      <w:start w:val="1"/>
+      <w:numFmt w:val="none"/>
+      <w:suff w:val="nothing"/>
+      <w:lvlText w:val=""/>
+      <w:lvlJc w:val="start"/>
+      <w:pPr>
+        <w:tabs>
+          <w:tab w:val="num" w:pos="0"/>
+        </w:tabs>
+        <w:ind w:start="0" w:hanging="0"/>
+      </w:pPr>
+    </w:lvl>
+    <w:lvl w:ilvl="6">
+      <w:start w:val="1"/>
+      <w:numFmt w:val="none"/>
+      <w:suff w:val="nothing"/>
+      <w:lvlText w:val=""/>
+      <w:lvlJc w:val="start"/>
+      <w:pPr>
+        <w:tabs>
+          <w:tab w:val="num" w:pos="0"/>
+        </w:tabs>
+        <w:ind w:start="0" w:hanging="0"/>
+      </w:pPr>
+    </w:lvl>
+    <w:lvl w:ilvl="7">
+      <w:start w:val="1"/>
+      <w:numFmt w:val="none"/>
+      <w:suff w:val="nothing"/>
+      <w:lvlText w:val=""/>
+      <w:lvlJc w:val="start"/>
+      <w:pPr>
+        <w:tabs>
+          <w:tab w:val="num" w:pos="0"/>
+        </w:tabs>
+        <w:ind w:start="0" w:hanging="0"/>
+      </w:pPr>
+    </w:lvl>
+    <w:lvl w:ilvl="8">
+      <w:start w:val="1"/>
+      <w:numFmt w:val="none"/>
+      <w:suff w:val="nothing"/>
+      <w:lvlText w:val=""/>
+      <w:lvlJc w:val="start"/>
+      <w:pPr>
+        <w:tabs>
+          <w:tab w:val="num" w:pos="0"/>
+        </w:tabs>
+        <w:ind w:start="0" w:hanging="0"/>
+      </w:pPr>
     </w:lvl>
   </w:abstractNum>
   <w:num w:numId="1">
@@ -1782,7 +1576,7 @@
         <w:rFonts w:ascii="Arial" w:hAnsi="Arial" w:eastAsia="Arial" w:cs="Arial"/>
         <w:sz w:val="22"/>
         <w:szCs w:val="22"/>
-        <w:lang w:val="en" w:eastAsia="zh-CN" w:bidi="hi-IN"/>
+        <w:lang w:val="en-US" w:eastAsia="zh-CN" w:bidi="hi-IN"/>
       </w:rPr>
     </w:rPrDefault>
     <w:pPrDefault>
@@ -1796,11 +1590,11 @@
     <w:qFormat/>
     <w:pPr>
       <w:widowControl w:val="false"/>
-      <w:kinsoku w:val="true"/>
-      <w:overflowPunct w:val="true"/>
-      <w:autoSpaceDE w:val="true"/>
+      <w:suppressAutoHyphens w:val="true"/>
+      <w:overflowPunct w:val="false"/>
       <w:bidi w:val="0"/>
-      <w:spacing w:lineRule="auto" w:line="276"/>
+      <w:spacing w:lineRule="auto" w:line="276" w:before="0" w:after="0"/>
+      <w:jc w:val="start"/>
     </w:pPr>
     <w:rPr>
       <w:rFonts w:ascii="Arial" w:hAnsi="Arial" w:eastAsia="Arial" w:cs="Arial"/>
@@ -1808,7 +1602,7 @@
       <w:kern w:val="0"/>
       <w:sz w:val="22"/>
       <w:szCs w:val="22"/>
-      <w:lang w:val="en" w:eastAsia="zh-CN" w:bidi="hi-IN"/>
+      <w:lang w:val="en-US" w:eastAsia="zh-CN" w:bidi="hi-IN"/>
     </w:rPr>
   </w:style>
   <w:style w:type="paragraph" w:styleId="Heading1">
@@ -1917,6 +1711,13 @@
       <w:szCs w:val="22"/>
     </w:rPr>
   </w:style>
+  <w:style w:type="character" w:styleId="Bullets">
+    <w:name w:val="Bullets"/>
+    <w:qFormat/>
+    <w:rPr>
+      <w:rFonts w:ascii="OpenSymbol" w:hAnsi="OpenSymbol" w:eastAsia="OpenSymbol" w:cs="OpenSymbol"/>
+    </w:rPr>
+  </w:style>
   <w:style w:type="paragraph" w:styleId="Heading">
     <w:name w:val="Heading"/>
     <w:basedOn w:val="Normal"/>
@@ -1975,10 +1776,10 @@
     <w:qFormat/>
     <w:pPr>
       <w:widowControl/>
-      <w:kinsoku w:val="true"/>
-      <w:overflowPunct w:val="true"/>
-      <w:autoSpaceDE w:val="true"/>
+      <w:suppressAutoHyphens w:val="true"/>
+      <w:overflowPunct w:val="false"/>
       <w:bidi w:val="0"/>
+      <w:spacing w:before="0" w:after="0"/>
       <w:jc w:val="start"/>
     </w:pPr>
     <w:rPr>
@@ -1987,7 +1788,7 @@
       <w:kern w:val="0"/>
       <w:sz w:val="22"/>
       <w:szCs w:val="22"/>
-      <w:lang w:val="en" w:eastAsia="zh-CN" w:bidi="hi-IN"/>
+      <w:lang w:val="en-US" w:eastAsia="zh-CN" w:bidi="hi-IN"/>
     </w:rPr>
   </w:style>
   <w:style w:type="paragraph" w:styleId="Title">
@@ -2051,6 +1852,19 @@
     <w:basedOn w:val="Normal"/>
     <w:pPr/>
     <w:rPr/>
+  </w:style>
+  <w:style w:type="paragraph" w:styleId="PreformattedText">
+    <w:name w:val="Preformatted Text"/>
+    <w:basedOn w:val="Normal"/>
+    <w:qFormat/>
+    <w:pPr>
+      <w:spacing w:before="0" w:after="0"/>
+    </w:pPr>
+    <w:rPr>
+      <w:rFonts w:ascii="Liberation Mono" w:hAnsi="Liberation Mono" w:eastAsia="NSimSun" w:cs="Liberation Mono"/>
+      <w:sz w:val="20"/>
+      <w:szCs w:val="20"/>
+    </w:rPr>
   </w:style>
 </w:styles>
 </file>
